--- a/hub/files/PA3.5.docx
+++ b/hub/files/PA3.5.docx
@@ -184,7 +184,20 @@
               <w:rPr>
                 <w:sz w:val="19"/>
               </w:rPr>
-              <w:t>Canvas — one PDF (screener table + 1-page debrief memo + guide as run) with the recording link and gallery screenshot inside</w:t>
+              <w:t xml:space="preserve">Canvas — one </w:t>
+            </w:r>
+            <w:r>
+              <w:rPr>
+                <w:b/>
+                <w:sz w:val="19"/>
+              </w:rPr>
+              <w:t>.docx</w:t>
+            </w:r>
+            <w:r>
+              <w:rPr>
+                <w:sz w:val="19"/>
+              </w:rPr>
+              <w:t xml:space="preserve"> (screener table + 1-page debrief memo + guide as run) with the recording link and gallery screenshot inside</w:t>
             </w:r>
           </w:p>
         </w:tc>
@@ -261,8 +274,12 @@
     </w:p>
     <w:p>
       <w:pPr>
-        <w:pStyle w:val="ListNumber"/>
+        <w:ind w:left="432" w:hanging="432"/>
       </w:pPr>
+      <w:r>
+        <w:t>1.</w:t>
+        <w:tab/>
+      </w:r>
       <w:r>
         <w:rPr>
           <w:b/>
@@ -284,8 +301,12 @@
     </w:p>
     <w:p>
       <w:pPr>
-        <w:pStyle w:val="ListNumber"/>
+        <w:ind w:left="432" w:hanging="432"/>
       </w:pPr>
+      <w:r>
+        <w:t>2.</w:t>
+        <w:tab/>
+      </w:r>
       <w:r>
         <w:rPr>
           <w:b/>
@@ -307,8 +328,12 @@
     </w:p>
     <w:p>
       <w:pPr>
-        <w:pStyle w:val="ListNumber"/>
+        <w:ind w:left="432" w:hanging="432"/>
       </w:pPr>
+      <w:r>
+        <w:t>3.</w:t>
+        <w:tab/>
+      </w:r>
       <w:r>
         <w:rPr>
           <w:b/>
@@ -321,8 +346,12 @@
     </w:p>
     <w:p>
       <w:pPr>
-        <w:pStyle w:val="ListNumber"/>
+        <w:ind w:left="432" w:hanging="432"/>
       </w:pPr>
+      <w:r>
+        <w:t>4.</w:t>
+        <w:tab/>
+      </w:r>
       <w:r>
         <w:rPr>
           <w:b/>
@@ -344,8 +373,12 @@
     </w:p>
     <w:p>
       <w:pPr>
-        <w:pStyle w:val="ListNumber"/>
+        <w:ind w:left="432" w:hanging="432"/>
       </w:pPr>
+      <w:r>
+        <w:t>5.</w:t>
+        <w:tab/>
+      </w:r>
       <w:r>
         <w:rPr>
           <w:b/>
@@ -367,8 +400,12 @@
     </w:p>
     <w:p>
       <w:pPr>
-        <w:pStyle w:val="ListNumber"/>
+        <w:ind w:left="432" w:hanging="432"/>
       </w:pPr>
+      <w:r>
+        <w:t>6.</w:t>
+        <w:tab/>
+      </w:r>
       <w:r>
         <w:rPr>
           <w:b/>

--- a/hub/files/PA3.5.docx
+++ b/hub/files/PA3.5.docx
@@ -197,7 +197,20 @@
               <w:rPr>
                 <w:sz w:val="19"/>
               </w:rPr>
-              <w:t xml:space="preserve"> (screener table + 1-page debrief memo + guide as run) with the recording link and gallery screenshot inside</w:t>
+              <w:t xml:space="preserve"> (screener table + 1-page debrief memo + guide as run) </w:t>
+            </w:r>
+            <w:r>
+              <w:rPr>
+                <w:b/>
+                <w:sz w:val="19"/>
+              </w:rPr>
+              <w:t>plus</w:t>
+            </w:r>
+            <w:r>
+              <w:rPr>
+                <w:sz w:val="19"/>
+              </w:rPr>
+              <w:t xml:space="preserve"> the session recording (audio is fine) or its transcript as a second file</w:t>
             </w:r>
           </w:p>
         </w:tc>
@@ -261,7 +274,7 @@
         <w:t>own live focus group on Zoom</w:t>
       </w:r>
       <w:r>
-        <w:t xml:space="preserve"> — real recruited participants, your Round-6 moderator's guide adapted for the Tahoe Mini, cameras on. Wednesday's class session shows you how it's done; this weekend you do it yourselves. What you hear becomes raw material for PA4: the words real people use for space, price, and hesitation are exactly what your questionnaire's answer options must capture.</w:t>
+        <w:t xml:space="preserve"> — real recruited participants, your Round-6 moderator's guide adapted for the Tahoe Mini (cameras optional). Wednesday's class session shows you how it's done; this weekend you do it yourselves. What you hear becomes raw material for PA4: the words real people use for space, price, and hesitation are exactly what your questionnaire's answer options must capture.</w:t>
       </w:r>
     </w:p>
     <w:p>
@@ -296,7 +309,25 @@
         <w:t>qualified</w:t>
       </w:r>
       <w:r>
-        <w:t xml:space="preserve"> friend or family member: passes the Neo screeners (homeowner, or a renter with usable outdoor space, who would at least consider adding living/work space). Record each person's screener answers in Appendix A. No classmates, no members of other teams.</w:t>
+        <w:t xml:space="preserve"> friend or family member. Qualified = (homeowner, </w:t>
+      </w:r>
+      <w:r>
+        <w:rPr>
+          <w:b/>
+        </w:rPr>
+        <w:t>or</w:t>
+      </w:r>
+      <w:r>
+        <w:t xml:space="preserve"> renter with usable outdoor space) </w:t>
+      </w:r>
+      <w:r>
+        <w:rPr>
+          <w:b/>
+        </w:rPr>
+        <w:t>and</w:t>
+      </w:r>
+      <w:r>
+        <w:t xml:space="preserve"> would consider adding living/work space — anyone failing either half needs a replacement. Record each person's screener answers in Appendix A. No classmates, no members of other teams. Tell invitees cameras are optional and the recording stays with the team and instructor.</w:t>
       </w:r>
     </w:p>
     <w:p>
@@ -338,10 +369,10 @@
         <w:rPr>
           <w:b/>
         </w:rPr>
-        <w:t>Adapt your Round-6 guide</w:t>
+        <w:t>Adapt the moderator's guide you wrote in Round 6</w:t>
       </w:r>
       <w:r>
-        <w:t xml:space="preserve"> to 20–30 minutes: icebreaker → general space needs → the Tahoe Mini concept → price reactions (don't anchor first) → close.</w:t>
+        <w:t xml:space="preserve"> (copy it out of the app before the round closes — or start from the sample guide on Canvas) to 20–30 minutes: icebreaker → general space needs → the Tahoe Mini concept → price reactions (don't anchor first) → close.</w:t>
       </w:r>
     </w:p>
     <w:p>
@@ -356,10 +387,10 @@
         <w:rPr>
           <w:b/>
         </w:rPr>
-        <w:t>Run it, cameras on, and record.</w:t>
+        <w:t>Run it and record</w:t>
       </w:r>
       <w:r>
-        <w:t xml:space="preserve"> Open exactly as Round 6 taught: neutral host framing and </w:t>
+        <w:t xml:space="preserve"> (audio-only is fine; cameras optional). Open exactly as Round 6 taught: neutral host framing and </w:t>
       </w:r>
       <w:r>
         <w:rPr>
@@ -368,7 +399,7 @@
         <w:t>consent to record stated on tape</w:t>
       </w:r>
       <w:r>
-        <w:t>. Capture one gallery-view screenshot showing all participants and the Zoom timestamp.</w:t>
+        <w:t>. If you submit a transcript instead of the recording, it must show the back-and-forth — who spoke, in what order, participants reacting to one another.</w:t>
       </w:r>
     </w:p>
     <w:p>
@@ -383,7 +414,7 @@
         <w:rPr>
           <w:b/>
         </w:rPr>
-        <w:t>Debrief as a team within 24 hours:</w:t>
+        <w:t>Debrief while it is fresh (same day is best):</w:t>
       </w:r>
       <w:r>
         <w:t xml:space="preserve"> the top 3 themes, one thing that surprised you, and — the payoff — </w:t>
@@ -413,7 +444,7 @@
         <w:t>Write the 1-page memo</w:t>
       </w:r>
       <w:r>
-        <w:t xml:space="preserve"> (Appendix B) and assemble the PDF: screener table, memo, gallery screenshot, recording link (shareable), and the guide as you actually ran it.</w:t>
+        <w:t xml:space="preserve"> (Appendix B) and assemble the .docx: screener table, memo, and the guide as you actually ran it; attach the recording or transcript as the second file.</w:t>
       </w:r>
     </w:p>
     <w:p>
@@ -463,7 +494,7 @@
         <w:t xml:space="preserve">☐  </w:t>
       </w:r>
       <w:r>
-        <w:t>Recording link (view access enabled) + gallery-view screenshot with visible timestamp and ≥3 participants</w:t>
+        <w:t>Session recording (audio is fine) or a speaker-labelled transcript showing ≥3 participants in one live group</w:t>
       </w:r>
     </w:p>
     <w:p>
@@ -794,7 +825,7 @@
               <w:rPr>
                 <w:sz w:val="19"/>
               </w:rPr>
-              <w:t>Working recording link; gallery screenshot with ≥3 outside participants, cameras on, timestamp visible — a real group ran, live</w:t>
+              <w:t>Recording or transcript shows ≥3 outside participants in one moderated group — people responding to one another, consent on tape, not serial interviews</w:t>
             </w:r>
           </w:p>
         </w:tc>
@@ -862,10 +893,10 @@
         <w:rPr>
           <w:b/>
         </w:rPr>
-        <w:t>Why the recording and screenshot matter:</w:t>
+        <w:t>Why the recording matters:</w:t>
       </w:r>
       <w:r>
-        <w:t xml:space="preserve"> an AI can write a plausible transcript in seconds; it cannot put three real people in a Zoom gallery. The live-session evidence is what makes this practice count.</w:t>
+        <w:t xml:space="preserve"> an AI can write a plausible transcript in seconds; it cannot produce three real people interrupting, agreeing and hesitating. The recording is the stronger evidence — choose the transcript only if a participant asked not to be recorded.</w:t>
       </w:r>
     </w:p>
     <w:p>
@@ -1090,7 +1121,7 @@
     </w:p>
     <w:p>
       <w:r>
-        <w:t>Participants marked "no" on both screener questions don't qualify — recruit a replacement rather than padding the table.</w:t>
+        <w:t>A "no" in the outdoor-space column (for renters) or in the would-consider column means not qualified — recruit a replacement rather than padding the table.</w:t>
       </w:r>
     </w:p>
     <w:p>
@@ -1143,7 +1174,16 @@
         <w:rPr>
           <w:b/>
         </w:rPr>
-        <w:t>One thing that surprised us:</w:t>
+        <w:t>One thing that surprised us</w:t>
+      </w:r>
+      <w:r>
+        <w:t xml:space="preserve"> (or, if nothing did, what you expected and why it held)</w:t>
+      </w:r>
+      <w:r>
+        <w:rPr>
+          <w:b/>
+        </w:rPr>
+        <w:t>:</w:t>
       </w:r>
     </w:p>
     <w:p>

--- a/hub/files/PA3.5.docx
+++ b/hub/files/PA3.5.docx
@@ -95,7 +95,7 @@
               <w:rPr>
                 <w:sz w:val="19"/>
               </w:rPr>
-              <w:t xml:space="preserve">Sunday Sep 27, 11:59 PM — </w:t>
+              <w:t xml:space="preserve">Tuesday Sep 29, 11:59 PM — </w:t>
             </w:r>
             <w:r>
               <w:rPr>

--- a/hub/files/PA3.5.docx
+++ b/hub/files/PA3.5.docx
@@ -28,13 +28,11 @@
           <w:p>
             <w:r>
               <w:rPr>
-                <w:b/>
                 <w:sz w:val="19"/>
               </w:rPr>
             </w:r>
             <w:r>
               <w:rPr>
-                <w:b/>
                 <w:sz w:val="19"/>
               </w:rPr>
               <w:t>Points</w:t>
@@ -48,13 +46,11 @@
           <w:p>
             <w:r>
               <w:rPr>
-                <w:b/>
                 <w:sz w:val="19"/>
               </w:rPr>
             </w:r>
             <w:r>
               <w:rPr>
-                <w:b/>
                 <w:sz w:val="19"/>
               </w:rPr>
               <w:t>4 (term project — graded on the /100 rubric below, scaled to 4 pts)</w:t>
@@ -146,7 +142,7 @@
               <w:rPr>
                 <w:sz w:val="19"/>
               </w:rPr>
-              <w:t>Team — every member recruits one participant</w:t>
+              <w:t>Team — at least 3 qualified outside participants attend (share the recruiting across members)</w:t>
             </w:r>
           </w:p>
         </w:tc>
@@ -297,10 +293,10 @@
         <w:rPr>
           <w:b/>
         </w:rPr>
-        <w:t>Recruit — one participant per member, starting Mon Sep 14.</w:t>
+        <w:t>Recruit, starting Mon Sep 14.</w:t>
       </w:r>
       <w:r>
-        <w:t xml:space="preserve"> Don't wait for the Week-5 brief: other people's calendars are the bottleneck, so line up your person the week of Sep 14 and hold a slot for Sep 24–27. Each of you invites one </w:t>
+        <w:t xml:space="preserve"> Don't wait for the Week-5 brief: other people's calendars are the bottleneck, so line up participants the week of Sep 14 and hold a slot for Sep 24–27. Aim for each of you to invite one </w:t>
       </w:r>
       <w:r>
         <w:rPr>
@@ -309,7 +305,7 @@
         <w:t>qualified</w:t>
       </w:r>
       <w:r>
-        <w:t xml:space="preserve"> friend or family member. Qualified = (homeowner, </w:t>
+        <w:t xml:space="preserve"> friend or family member; full credit needs at least 3 qualified participants attending, whoever recruited them. Qualified = (homeowner, </w:t>
       </w:r>
       <w:r>
         <w:rPr>
@@ -657,7 +653,7 @@
               <w:rPr>
                 <w:sz w:val="19"/>
               </w:rPr>
-              <w:t>One participant per member, each screener row complete; participants genuinely fit the Neo target — not "my roommate said yes"</w:t>
+              <w:t>At least 3 qualified participants attend; each screener row complete; participants genuinely fit the Neo target — not "my roommate said yes"</w:t>
             </w:r>
           </w:p>
         </w:tc>
@@ -1107,6 +1103,376 @@
           </w:p>
         </w:tc>
       </w:tr>
+      <w:tr>
+        <w:tc>
+          <w:tcPr>
+            <w:tcW w:type="dxa" w:w="2352"/>
+          </w:tcPr>
+          <w:p>
+            <w:r>
+              <w:rPr>
+                <w:sz w:val="18"/>
+              </w:rPr>
+            </w:r>
+          </w:p>
+        </w:tc>
+        <w:tc>
+          <w:tcPr>
+            <w:tcW w:type="dxa" w:w="2352"/>
+          </w:tcPr>
+          <w:p>
+            <w:r>
+              <w:rPr>
+                <w:sz w:val="18"/>
+              </w:rPr>
+            </w:r>
+          </w:p>
+        </w:tc>
+        <w:tc>
+          <w:tcPr>
+            <w:tcW w:type="dxa" w:w="2352"/>
+          </w:tcPr>
+          <w:p>
+            <w:r>
+              <w:rPr>
+                <w:sz w:val="18"/>
+              </w:rPr>
+            </w:r>
+          </w:p>
+        </w:tc>
+        <w:tc>
+          <w:tcPr>
+            <w:tcW w:type="dxa" w:w="2352"/>
+          </w:tcPr>
+          <w:p>
+            <w:r>
+              <w:rPr>
+                <w:sz w:val="18"/>
+              </w:rPr>
+            </w:r>
+          </w:p>
+        </w:tc>
+        <w:tc>
+          <w:tcPr>
+            <w:tcW w:type="dxa" w:w="2352"/>
+          </w:tcPr>
+          <w:p>
+            <w:r>
+              <w:rPr>
+                <w:sz w:val="18"/>
+              </w:rPr>
+            </w:r>
+          </w:p>
+        </w:tc>
+        <w:tc>
+          <w:tcPr>
+            <w:tcW w:type="dxa" w:w="2352"/>
+          </w:tcPr>
+          <w:p>
+            <w:r>
+              <w:rPr>
+                <w:sz w:val="18"/>
+              </w:rPr>
+            </w:r>
+          </w:p>
+        </w:tc>
+      </w:tr>
+      <w:tr>
+        <w:tc>
+          <w:tcPr>
+            <w:tcW w:type="dxa" w:w="2352"/>
+          </w:tcPr>
+          <w:p>
+            <w:r>
+              <w:rPr>
+                <w:sz w:val="18"/>
+              </w:rPr>
+            </w:r>
+          </w:p>
+        </w:tc>
+        <w:tc>
+          <w:tcPr>
+            <w:tcW w:type="dxa" w:w="2352"/>
+          </w:tcPr>
+          <w:p>
+            <w:r>
+              <w:rPr>
+                <w:sz w:val="18"/>
+              </w:rPr>
+            </w:r>
+          </w:p>
+        </w:tc>
+        <w:tc>
+          <w:tcPr>
+            <w:tcW w:type="dxa" w:w="2352"/>
+          </w:tcPr>
+          <w:p>
+            <w:r>
+              <w:rPr>
+                <w:sz w:val="18"/>
+              </w:rPr>
+            </w:r>
+          </w:p>
+        </w:tc>
+        <w:tc>
+          <w:tcPr>
+            <w:tcW w:type="dxa" w:w="2352"/>
+          </w:tcPr>
+          <w:p>
+            <w:r>
+              <w:rPr>
+                <w:sz w:val="18"/>
+              </w:rPr>
+            </w:r>
+          </w:p>
+        </w:tc>
+        <w:tc>
+          <w:tcPr>
+            <w:tcW w:type="dxa" w:w="2352"/>
+          </w:tcPr>
+          <w:p>
+            <w:r>
+              <w:rPr>
+                <w:sz w:val="18"/>
+              </w:rPr>
+            </w:r>
+          </w:p>
+        </w:tc>
+        <w:tc>
+          <w:tcPr>
+            <w:tcW w:type="dxa" w:w="2352"/>
+          </w:tcPr>
+          <w:p>
+            <w:r>
+              <w:rPr>
+                <w:sz w:val="18"/>
+              </w:rPr>
+            </w:r>
+          </w:p>
+        </w:tc>
+      </w:tr>
+      <w:tr>
+        <w:tc>
+          <w:tcPr>
+            <w:tcW w:type="dxa" w:w="2352"/>
+          </w:tcPr>
+          <w:p>
+            <w:r>
+              <w:rPr>
+                <w:sz w:val="18"/>
+              </w:rPr>
+            </w:r>
+          </w:p>
+        </w:tc>
+        <w:tc>
+          <w:tcPr>
+            <w:tcW w:type="dxa" w:w="2352"/>
+          </w:tcPr>
+          <w:p>
+            <w:r>
+              <w:rPr>
+                <w:sz w:val="18"/>
+              </w:rPr>
+            </w:r>
+          </w:p>
+        </w:tc>
+        <w:tc>
+          <w:tcPr>
+            <w:tcW w:type="dxa" w:w="2352"/>
+          </w:tcPr>
+          <w:p>
+            <w:r>
+              <w:rPr>
+                <w:sz w:val="18"/>
+              </w:rPr>
+            </w:r>
+          </w:p>
+        </w:tc>
+        <w:tc>
+          <w:tcPr>
+            <w:tcW w:type="dxa" w:w="2352"/>
+          </w:tcPr>
+          <w:p>
+            <w:r>
+              <w:rPr>
+                <w:sz w:val="18"/>
+              </w:rPr>
+            </w:r>
+          </w:p>
+        </w:tc>
+        <w:tc>
+          <w:tcPr>
+            <w:tcW w:type="dxa" w:w="2352"/>
+          </w:tcPr>
+          <w:p>
+            <w:r>
+              <w:rPr>
+                <w:sz w:val="18"/>
+              </w:rPr>
+            </w:r>
+          </w:p>
+        </w:tc>
+        <w:tc>
+          <w:tcPr>
+            <w:tcW w:type="dxa" w:w="2352"/>
+          </w:tcPr>
+          <w:p>
+            <w:r>
+              <w:rPr>
+                <w:sz w:val="18"/>
+              </w:rPr>
+            </w:r>
+          </w:p>
+        </w:tc>
+      </w:tr>
+      <w:tr>
+        <w:tc>
+          <w:tcPr>
+            <w:tcW w:type="dxa" w:w="2352"/>
+          </w:tcPr>
+          <w:p>
+            <w:r>
+              <w:rPr>
+                <w:sz w:val="18"/>
+              </w:rPr>
+            </w:r>
+          </w:p>
+        </w:tc>
+        <w:tc>
+          <w:tcPr>
+            <w:tcW w:type="dxa" w:w="2352"/>
+          </w:tcPr>
+          <w:p>
+            <w:r>
+              <w:rPr>
+                <w:sz w:val="18"/>
+              </w:rPr>
+            </w:r>
+          </w:p>
+        </w:tc>
+        <w:tc>
+          <w:tcPr>
+            <w:tcW w:type="dxa" w:w="2352"/>
+          </w:tcPr>
+          <w:p>
+            <w:r>
+              <w:rPr>
+                <w:sz w:val="18"/>
+              </w:rPr>
+            </w:r>
+          </w:p>
+        </w:tc>
+        <w:tc>
+          <w:tcPr>
+            <w:tcW w:type="dxa" w:w="2352"/>
+          </w:tcPr>
+          <w:p>
+            <w:r>
+              <w:rPr>
+                <w:sz w:val="18"/>
+              </w:rPr>
+            </w:r>
+          </w:p>
+        </w:tc>
+        <w:tc>
+          <w:tcPr>
+            <w:tcW w:type="dxa" w:w="2352"/>
+          </w:tcPr>
+          <w:p>
+            <w:r>
+              <w:rPr>
+                <w:sz w:val="18"/>
+              </w:rPr>
+            </w:r>
+          </w:p>
+        </w:tc>
+        <w:tc>
+          <w:tcPr>
+            <w:tcW w:type="dxa" w:w="2352"/>
+          </w:tcPr>
+          <w:p>
+            <w:r>
+              <w:rPr>
+                <w:sz w:val="18"/>
+              </w:rPr>
+            </w:r>
+          </w:p>
+        </w:tc>
+      </w:tr>
+      <w:tr>
+        <w:tc>
+          <w:tcPr>
+            <w:tcW w:type="dxa" w:w="2352"/>
+          </w:tcPr>
+          <w:p>
+            <w:r>
+              <w:rPr>
+                <w:sz w:val="18"/>
+              </w:rPr>
+            </w:r>
+          </w:p>
+        </w:tc>
+        <w:tc>
+          <w:tcPr>
+            <w:tcW w:type="dxa" w:w="2352"/>
+          </w:tcPr>
+          <w:p>
+            <w:r>
+              <w:rPr>
+                <w:sz w:val="18"/>
+              </w:rPr>
+            </w:r>
+          </w:p>
+        </w:tc>
+        <w:tc>
+          <w:tcPr>
+            <w:tcW w:type="dxa" w:w="2352"/>
+          </w:tcPr>
+          <w:p>
+            <w:r>
+              <w:rPr>
+                <w:sz w:val="18"/>
+              </w:rPr>
+            </w:r>
+          </w:p>
+        </w:tc>
+        <w:tc>
+          <w:tcPr>
+            <w:tcW w:type="dxa" w:w="2352"/>
+          </w:tcPr>
+          <w:p>
+            <w:r>
+              <w:rPr>
+                <w:sz w:val="18"/>
+              </w:rPr>
+            </w:r>
+          </w:p>
+        </w:tc>
+        <w:tc>
+          <w:tcPr>
+            <w:tcW w:type="dxa" w:w="2352"/>
+          </w:tcPr>
+          <w:p>
+            <w:r>
+              <w:rPr>
+                <w:sz w:val="18"/>
+              </w:rPr>
+            </w:r>
+          </w:p>
+        </w:tc>
+        <w:tc>
+          <w:tcPr>
+            <w:tcW w:type="dxa" w:w="2352"/>
+          </w:tcPr>
+          <w:p>
+            <w:r>
+              <w:rPr>
+                <w:sz w:val="18"/>
+              </w:rPr>
+            </w:r>
+          </w:p>
+        </w:tc>
+      </w:tr>
     </w:tbl>
     <w:p/>
     <w:p>
